--- a/public/projects/Mithun_Kumar_N_Resume.docx
+++ b/public/projects/Mithun_Kumar_N_Resume.docx
@@ -6,7 +6,12 @@
       <w:pPr>
         <w:spacing w:after="60" w:before="0" w:lineRule="auto"/>
         <w:jc w:val="center"/>
-        <w:rPr/>
+        <w:rPr>
+          <w:b w:val="1"/>
+          <w:bCs w:val="1"/>
+          <w:sz w:val="44"/>
+          <w:szCs w:val="44"/>
+        </w:rPr>
       </w:pPr>
       <w:r>
         <w:rPr>
@@ -41,7 +46,7 @@
         </w:rPr>
         <w:t xml:space="preserve">+91 8148733855  |  itsmithunkumar31@gmail.com  |  </w:t>
       </w:r>
-      <w:hyperlink r:id="rId6">
+      <w:hyperlink r:id="rId7">
         <w:r>
           <w:rPr>
             <w:rFonts w:ascii="Calibri" w:cs="Calibri" w:eastAsia="Calibri" w:hAnsi="Calibri"/>
@@ -64,7 +69,7 @@
         </w:rPr>
         <w:t xml:space="preserve">  |  </w:t>
       </w:r>
-      <w:hyperlink r:id="rId7">
+      <w:hyperlink r:id="rId8">
         <w:r>
           <w:rPr>
             <w:rFonts w:ascii="Calibri" w:cs="Calibri" w:eastAsia="Calibri" w:hAnsi="Calibri"/>
@@ -81,6 +86,7 @@
         <w:rPr>
           <w:rtl w:val="0"/>
         </w:rPr>
+        <w:t xml:space="preserve"> </w:t>
       </w:r>
     </w:p>
     <w:p>
@@ -115,13 +121,9 @@
       </w:pPr>
       <w:r>
         <w:rPr>
-          <w:rFonts w:ascii="Calibri" w:cs="Calibri" w:eastAsia="Calibri" w:hAnsi="Calibri"/>
-          <w:color w:val="000000"/>
-          <w:sz w:val="20"/>
-          <w:szCs w:val="20"/>
-          <w:rtl w:val="0"/>
-        </w:rPr>
-        <w:t xml:space="preserve">Aspiring Java Full Stack Developer with hands-on experience building scalable web applications using Spring Boot and React.js. Proficient in designing RESTful APIs, implementing JWT-based authentication, and developing real-time monitoring systems. Experienced with MySQL and MongoDB databases. Eager to contribute to backend and full-stack engineering in a growth-oriented organization.</w:t>
+          <w:rtl w:val="0"/>
+        </w:rPr>
+        <w:t xml:space="preserve">Aspiring Java Full Stack Developer with hands-on experience in Spring Boot, React.js, REST APIs, JWT Authentication, and MySQL. Passionate about building scalable web applications and solving real-world problems. </w:t>
       </w:r>
       <w:r>
         <w:rPr>
@@ -268,12 +270,13 @@
           <w:szCs w:val="20"/>
           <w:rtl w:val="0"/>
         </w:rPr>
-        <w:t xml:space="preserve">Spring Boot, REST API Design, JWT Authentication</w:t>
-      </w:r>
-      <w:r>
-        <w:rPr>
-          <w:rtl w:val="0"/>
-        </w:rPr>
+        <w:t xml:space="preserve">Spring Boot, REST API Design, JWT, </w:t>
+      </w:r>
+      <w:r>
+        <w:rPr>
+          <w:rtl w:val="0"/>
+        </w:rPr>
+        <w:t xml:space="preserve">Microservices</w:t>
       </w:r>
     </w:p>
     <w:p>
@@ -301,7 +304,7 @@
           <w:szCs w:val="20"/>
           <w:rtl w:val="0"/>
         </w:rPr>
-        <w:t xml:space="preserve">MySQL, MongoDB</w:t>
+        <w:t xml:space="preserve">MySQL</w:t>
       </w:r>
       <w:r>
         <w:rPr>
@@ -334,7 +337,7 @@
           <w:szCs w:val="20"/>
           <w:rtl w:val="0"/>
         </w:rPr>
-        <w:t xml:space="preserve">Git, GitHub, Power BI, Microsoft Excel, PowerPoint</w:t>
+        <w:t xml:space="preserve">Git, GitHub, Power BI</w:t>
       </w:r>
       <w:r>
         <w:rPr>
@@ -468,6 +471,11 @@
         </w:rPr>
         <w:t xml:space="preserve">Designed and developed RESTful APIs using Spring Boot to process and manage employee data stored in MySQL</w:t>
       </w:r>
+      <w:r>
+        <w:rPr>
+          <w:rtl w:val="0"/>
+        </w:rPr>
+      </w:r>
     </w:p>
     <w:p>
       <w:pPr>
@@ -498,11 +506,6 @@
         </w:rPr>
         <w:t xml:space="preserve">Built an interactive React.js dashboard for real-time visualization of workforce metrics and KPIs </w:t>
       </w:r>
-      <w:r>
-        <w:rPr>
-          <w:rtl w:val="0"/>
-        </w:rPr>
-      </w:r>
     </w:p>
     <w:p>
       <w:pPr>
@@ -533,11 +536,6 @@
         </w:rPr>
         <w:t xml:space="preserve">Implemented predictive analytics to forecast employee turnover, improving data-driven decision-making </w:t>
       </w:r>
-      <w:r>
-        <w:rPr>
-          <w:rtl w:val="0"/>
-        </w:rPr>
-      </w:r>
     </w:p>
     <w:p>
       <w:pPr>
@@ -642,6 +640,11 @@
         </w:rPr>
         <w:t xml:space="preserve">Developed a Java-based system using the OSHI library to monitor CPU, RAM, battery, and active application usage in real time</w:t>
       </w:r>
+      <w:r>
+        <w:rPr>
+          <w:rtl w:val="0"/>
+        </w:rPr>
+      </w:r>
     </w:p>
     <w:p>
       <w:pPr>
@@ -685,6 +688,11 @@
         </w:rPr>
         <w:t xml:space="preserve">Built Spring Boot backend with JWT authentication ensuring secure transmission of sensitive monitoring data</w:t>
       </w:r>
+      <w:r>
+        <w:rPr>
+          <w:rtl w:val="0"/>
+        </w:rPr>
+      </w:r>
     </w:p>
     <w:p>
       <w:pPr>
@@ -715,11 +723,6 @@
         </w:rPr>
         <w:t xml:space="preserve">Designed a web dashboard for remote monitoring with real-time alerts and offline data synchronization </w:t>
       </w:r>
-      <w:r>
-        <w:rPr>
-          <w:rtl w:val="0"/>
-        </w:rPr>
-      </w:r>
     </w:p>
     <w:p>
       <w:pPr>
@@ -856,7 +859,7 @@
           <w:szCs w:val="19"/>
           <w:rtl w:val="0"/>
         </w:rPr>
-        <w:t xml:space="preserve">Velammal Institute of Technology, Chennai  |  CGPA: 8.01 (Up to 6th Semester)</w:t>
+        <w:t xml:space="preserve">Velammal Institute of Technology, Chennai  |  CGPA: 8.01</w:t>
       </w:r>
       <w:r>
         <w:rPr>
@@ -1017,12 +1020,13 @@
         </w:numPr>
         <w:spacing w:after="30" w:before="30" w:lineRule="auto"/>
         <w:ind w:left="540" w:hanging="260"/>
-      </w:pPr>
-      <w:r>
-        <w:rPr>
-          <w:rtl w:val="0"/>
-        </w:rPr>
-        <w:t xml:space="preserve">Completed a month-long internship in Data Analytics and Data Science at InternPe from Jun 2025 – Jul 2025. Gained hands-on experience in data preprocessing, visualization, and model building using Java and Excel.</w:t>
+        <w:rPr/>
+      </w:pPr>
+      <w:r>
+        <w:rPr>
+          <w:rtl w:val="0"/>
+        </w:rPr>
+        <w:t xml:space="preserve">Completed a one-month internship in Data Analytics and Data Science at InternPe (Jun 2025 – Jul 2025). . Gained hands-on experience in data preprocessing, visualization, and model building using Java and Excel.</w:t>
       </w:r>
     </w:p>
     <w:p>
@@ -1033,17 +1037,13 @@
         </w:numPr>
         <w:spacing w:after="30" w:before="30" w:lineRule="auto"/>
         <w:ind w:left="540" w:hanging="260"/>
-      </w:pPr>
-      <w:r>
-        <w:rPr>
-          <w:rtl w:val="0"/>
-        </w:rPr>
-        <w:t xml:space="preserve">Worked as a Web Development Intern at CodSoft (Jun 2024 – Jul 2024), developing responsive web applications using HTML, CSS, JavaScript, and integrating frontend with backend functionalities. </w:t>
-      </w:r>
-      <w:r>
-        <w:rPr>
-          <w:rtl w:val="0"/>
-        </w:rPr>
+        <w:rPr/>
+      </w:pPr>
+      <w:r>
+        <w:rPr>
+          <w:rtl w:val="0"/>
+        </w:rPr>
+        <w:t xml:space="preserve">Worked as a Web Development Intern at CodSoft (Jun 2024 – Jul 2024), where I developed responsive web applications using HTML, CSS, and JavaScript and integrated frontend components with backend services.</w:t>
       </w:r>
     </w:p>
     <w:p>
@@ -1161,6 +1161,11 @@
         </w:rPr>
         <w:t xml:space="preserve">Programming in Java – NPTEL </w:t>
       </w:r>
+      <w:r>
+        <w:rPr>
+          <w:rtl w:val="0"/>
+        </w:rPr>
+      </w:r>
     </w:p>
     <w:p>
       <w:pPr>
@@ -1204,6 +1209,11 @@
         </w:rPr>
         <w:t xml:space="preserve">Java Core for Beginners – Udemy</w:t>
       </w:r>
+      <w:r>
+        <w:rPr>
+          <w:rtl w:val="0"/>
+        </w:rPr>
+      </w:r>
     </w:p>
     <w:p>
       <w:pPr>
@@ -1246,6 +1256,11 @@
           <w:rtl w:val="0"/>
         </w:rPr>
         <w:t xml:space="preserve">Artificial Intelligence Fundamentals – IBM</w:t>
+      </w:r>
+      <w:r>
+        <w:rPr>
+          <w:rtl w:val="0"/>
+        </w:rPr>
       </w:r>
     </w:p>
     <w:sectPr>
@@ -1982,4 +1997,19 @@
   </a:objectDefaults>
   <a:extraClrSchemeLst/>
 </a:theme>
+</file>
+
+<file path=customXML/item1.xml><?xml version="1.0" encoding="utf-8"?>
+<go:gDocsCustomXmlDataStorage xmlns:go="http://customooxmlschemas.google.com/" xmlns:r="http://schemas.openxmlformats.org/officeDocument/2006/relationships" uri="GoogleDocsCustomDataVersion2">
+  <go:docsCustomData xmlns:go="http://customooxmlschemas.google.com/" roundtripDataSignature="AMtx7mjInPwP6ZD7I/+PfFpWs2FKsVXsZA==">CgMxLjA4AHIhMUtxRXU3QnNqX1NadF9wWlFPd1R2UWVWNC1Id1hWMDEz</go:docsCustomData>
+</go:gDocsCustomXmlDataStorage>
+</file>
+
+<file path=customXML/itemProps1.xml><?xml version="1.0" encoding="utf-8"?>
+<ds:datastoreItem xmlns:ds="http://schemas.openxmlformats.org/officeDocument/2006/customXml" ds:itemID="{11111111-1234-1234-1234-123412341234}">
+  <ds:schemaRefs>
+    <ds:schemaRef ds:uri="http://schemas.openxmlformats.org/officeDocument/2006/relationships"/>
+    <ds:schemaRef ds:uri="http://customooxmlschemas.google.com/"/>
+  </ds:schemaRefs>
+</ds:datastoreItem>
 </file>